--- a/docs/apply/11-reb-paper/proposal-2026-10-06.docx
+++ b/docs/apply/11-reb-paper/proposal-2026-10-06.docx
@@ -13,15 +13,6 @@
           <w:b w:val="0"/>
         </w:rPr>
         <w:t>제3회 부동산정보 활용성 제고를 위한 논문 공모전 — 논문제안서 원고 (1단계)</w:t>
-      </w:r>
-    </w:p>
-    <w:p>
-      <w:r>
-        <w:rPr>
-          <w:rFonts w:ascii="Malgun Gothic" w:hAnsi="Malgun Gothic" w:eastAsia="Malgun Gothic" w:cs="Malgun Gothic"/>
-          <w:b w:val="0"/>
-        </w:rPr>
-        <w:t>&lt;!-- 확인필요(공고): 제3회 공고가 10-05 재검색에도 나오지 않았다. 이 원고는 제2회(2025-09-17 공고 · 10-13 마감 · 1단계 논문제안서 → 최종논문 12-01 · 현업종사자 3인 이하 팀 가능) 일정을 기준으로 미리 쓴 것이다. 공고가 뜨면 ① 주제 범위(부동산정보 활용성) ② 제안서 서식·분량(A4 2~3쪽 가설) ③ 개인 참가 가능 여부 ④ 부동산원 자료 활용 요건을 원문으로 확인해 아래를 옮긴다. 확인 전에는 제출하지 않는다. --&gt; &lt;!-- 작성 규칙(제출본에 안 보이는 주석): 주제는 Posting 트랙 논문(docs/papers/paper-posting.md)이다. LX(Page)·KIIT (Platform)와 주제를 가르기 위해 일부러 이쪽을 골랐다 — 같은 원고를 두 곳에 내지 않는다. 제안서에는 과거 54거점· 66거점 시절 모집단 수치를 쓰지 않는다(papers 의 Posting 원고는 그 모집단 기준이다). 숫자 없이 구조로 쓴다. --&gt;</w:t>
       </w:r>
     </w:p>
     <w:p>
@@ -158,7 +149,7 @@
           <w:rFonts w:ascii="Malgun Gothic" w:hAnsi="Malgun Gothic" w:eastAsia="Malgun Gothic" w:cs="Malgun Gothic"/>
           <w:b w:val="0"/>
         </w:rPr>
-        <w:t>이 포함되어 있다. 실패한 시도를 목록으로 나열하는 데 그치지 않고, 경로마다 결측·모집단 불일치·귀속 불가능·유닛 재정의 문제를 구분해 남기는 것이 이 연구의 차별점이다. &lt;!-- 확인필요(문헌): 부동산 수익성·입지 연구와 공공 부동산 통계 활용 선행연구는 읽은 것만 인용한다. 이 세션은 문헌 원문을 열지 못했다. docs/papers/paper-posting.md §1.2 가 확인한 범위(출판사 공개 초록·저자 공개본)를 따르고, 제안서에 선행연구 문단을 넣으려면 그 확인 범위를 함께 적는다. 그럴듯한 인용을 채우지 않는다. --&gt;</w:t>
+        <w:t>이 포함되어 있다. 실패한 시도를 목록으로 나열하는 데 그치지 않고, 경로마다 결측·모집단 불일치·귀속 불가능·유닛 재정의 문제를 구분해 남기는 것이 이 연구의 차별점이다.</w:t>
       </w:r>
     </w:p>
     <w:p>
@@ -586,15 +577,6 @@
       </w:tr>
     </w:tbl>
     <w:p/>
-    <w:p>
-      <w:r>
-        <w:rPr>
-          <w:rFonts w:ascii="Malgun Gothic" w:hAnsi="Malgun Gothic" w:eastAsia="Malgun Gothic" w:cs="Malgun Gothic"/>
-          <w:b w:val="0"/>
-        </w:rPr>
-        <w:t>&lt;!-- 확인필요(일정): 제3회의 최종논문 마감일은 공고 확인 후 채운다(제2회는 12-01). --&gt;</w:t>
-      </w:r>
-    </w:p>
     <w:sectPr>
       <w:footerReference w:type="default" r:id="rId9"/>
       <w:pgSz w:w="11906" w:h="16838"/>
